--- a/TAI_LIEU_HOAN_CHINH/03_Luan_an_5_chuong/chuong_2_tong_quan_tai_lieu.docx
+++ b/TAI_LIEU_HOAN_CHINH/03_Luan_an_5_chuong/chuong_2_tong_quan_tai_lieu.docx
@@ -1211,7 +1211,7 @@
     <w:name w:val="Normal"/>
     <w:qFormat/>
     <w:pPr>
-      <w:spacing w:line="360" w:lineRule="auto"/>
+      <w:spacing w:line="288" w:lineRule="auto"/>
       <w:jc w:val="both"/>
     </w:pPr>
     <w:rPr>
@@ -1225,7 +1225,7 @@
     <w:basedOn w:val="Normal"/>
     <w:link w:val="BodyTextChar"/>
     <w:pPr>
-      <w:spacing w:after="180" w:before="180" w:line="360" w:lineRule="auto"/>
+      <w:spacing w:after="180" w:before="180" w:line="288" w:lineRule="auto"/>
       <w:jc w:val="both"/>
     </w:pPr>
     <w:qFormat/>
@@ -1241,7 +1241,7 @@
     <w:next w:val="BodyText"/>
     <w:qFormat/>
     <w:pPr>
-      <w:spacing w:line="360" w:lineRule="auto"/>
+      <w:spacing w:line="288" w:lineRule="auto"/>
       <w:jc w:val="both"/>
     </w:pPr>
     <w:rPr>
@@ -1255,7 +1255,7 @@
     <w:basedOn w:val="BodyText"/>
     <w:qFormat/>
     <w:pPr>
-      <w:spacing w:after="36" w:before="36" w:line="360" w:lineRule="auto"/>
+      <w:spacing w:after="36" w:before="36" w:line="288" w:lineRule="auto"/>
       <w:jc w:val="both"/>
     </w:pPr>
     <w:rPr>
@@ -1272,7 +1272,7 @@
     <w:pPr>
       <w:keepNext/>
       <w:keepLines/>
-      <w:spacing w:after="240" w:before="480" w:line="360" w:lineRule="auto"/>
+      <w:spacing w:after="240" w:before="480" w:line="288" w:lineRule="auto"/>
       <w:jc w:val="both"/>
     </w:pPr>
     <w:rPr>
@@ -1292,7 +1292,7 @@
     <w:pPr>
       <w:keepNext/>
       <w:keepLines/>
-      <w:spacing w:after="240" w:before="240" w:line="360" w:lineRule="auto"/>
+      <w:spacing w:after="240" w:before="240" w:line="288" w:lineRule="auto"/>
       <w:jc w:val="both"/>
     </w:pPr>
     <w:rPr>
@@ -1309,7 +1309,7 @@
     <w:pPr>
       <w:keepNext/>
       <w:keepLines/>
-      <w:spacing w:line="360" w:lineRule="auto"/>
+      <w:spacing w:line="288" w:lineRule="auto"/>
       <w:jc w:val="both"/>
     </w:pPr>
     <w:rPr>
@@ -1325,7 +1325,7 @@
     <w:pPr>
       <w:keepNext/>
       <w:keepLines/>
-      <w:spacing w:line="360" w:lineRule="auto"/>
+      <w:spacing w:line="288" w:lineRule="auto"/>
       <w:jc w:val="both"/>
     </w:pPr>
     <w:rPr>
@@ -1343,7 +1343,7 @@
       <w:keepNext/>
       <w:keepLines/>
       <w:jc w:val="both"/>
-      <w:spacing w:after="0" w:before="300" w:line="360" w:lineRule="auto"/>
+      <w:spacing w:after="0" w:before="300" w:line="288" w:lineRule="auto"/>
     </w:pPr>
     <w:rPr>
       <w:color w:val="000000"/>
@@ -1361,7 +1361,7 @@
     <w:pPr>
       <w:keepNext/>
       <w:keepLines/>
-      <w:spacing w:after="300" w:before="100" w:line="360" w:lineRule="auto"/>
+      <w:spacing w:after="300" w:before="100" w:line="288" w:lineRule="auto"/>
       <w:jc w:val="both"/>
     </w:pPr>
     <w:rPr>
@@ -1377,7 +1377,7 @@
     <w:next w:val="Bibliography"/>
     <w:qFormat/>
     <w:pPr>
-      <w:spacing w:line="360" w:lineRule="auto"/>
+      <w:spacing w:line="288" w:lineRule="auto"/>
       <w:jc w:val="both"/>
     </w:pPr>
     <w:rPr>
@@ -1395,7 +1395,7 @@
     <w:pPr>
       <w:keepNext/>
       <w:keepLines/>
-      <w:spacing w:after="0" w:before="480" w:line="360" w:lineRule="auto"/>
+      <w:spacing w:after="0" w:before="480" w:line="288" w:lineRule="auto"/>
       <w:jc w:val="both"/>
       <w:outlineLvl w:val="0"/>
     </w:pPr>
@@ -1418,7 +1418,7 @@
     <w:pPr>
       <w:keepNext/>
       <w:keepLines/>
-      <w:spacing w:after="0" w:before="200" w:line="360" w:lineRule="auto"/>
+      <w:spacing w:after="0" w:before="200" w:line="288" w:lineRule="auto"/>
       <w:jc w:val="both"/>
       <w:outlineLvl w:val="1"/>
     </w:pPr>
@@ -1441,7 +1441,7 @@
     <w:pPr>
       <w:keepNext/>
       <w:keepLines/>
-      <w:spacing w:after="0" w:before="200" w:line="360" w:lineRule="auto"/>
+      <w:spacing w:after="0" w:before="200" w:line="288" w:lineRule="auto"/>
       <w:jc w:val="both"/>
       <w:outlineLvl w:val="2"/>
     </w:pPr>
@@ -1464,7 +1464,7 @@
     <w:pPr>
       <w:keepNext/>
       <w:keepLines/>
-      <w:spacing w:after="0" w:before="200" w:line="360" w:lineRule="auto"/>
+      <w:spacing w:after="0" w:before="200" w:line="288" w:lineRule="auto"/>
       <w:jc w:val="both"/>
       <w:outlineLvl w:val="3"/>
     </w:pPr>
@@ -1487,7 +1487,7 @@
     <w:pPr>
       <w:keepNext/>
       <w:keepLines/>
-      <w:spacing w:after="0" w:before="200" w:line="360" w:lineRule="auto"/>
+      <w:spacing w:after="0" w:before="200" w:line="288" w:lineRule="auto"/>
       <w:jc w:val="both"/>
       <w:outlineLvl w:val="4"/>
     </w:pPr>
@@ -1509,7 +1509,7 @@
     <w:pPr>
       <w:keepNext/>
       <w:keepLines/>
-      <w:spacing w:after="0" w:before="200" w:line="360" w:lineRule="auto"/>
+      <w:spacing w:after="0" w:before="200" w:line="288" w:lineRule="auto"/>
       <w:jc w:val="both"/>
       <w:outlineLvl w:val="5"/>
     </w:pPr>
@@ -1530,7 +1530,7 @@
     <w:pPr>
       <w:keepNext/>
       <w:keepLines/>
-      <w:spacing w:after="0" w:before="200" w:line="360" w:lineRule="auto"/>
+      <w:spacing w:after="0" w:before="200" w:line="288" w:lineRule="auto"/>
       <w:jc w:val="both"/>
       <w:outlineLvl w:val="6"/>
     </w:pPr>
@@ -1551,7 +1551,7 @@
     <w:pPr>
       <w:keepNext/>
       <w:keepLines/>
-      <w:spacing w:after="0" w:before="200" w:line="360" w:lineRule="auto"/>
+      <w:spacing w:after="0" w:before="200" w:line="288" w:lineRule="auto"/>
       <w:jc w:val="both"/>
       <w:outlineLvl w:val="7"/>
     </w:pPr>
@@ -1572,7 +1572,7 @@
     <w:pPr>
       <w:keepNext/>
       <w:keepLines/>
-      <w:spacing w:after="0" w:before="200" w:line="360" w:lineRule="auto"/>
+      <w:spacing w:after="0" w:before="200" w:line="288" w:lineRule="auto"/>
       <w:jc w:val="both"/>
       <w:outlineLvl w:val="8"/>
     </w:pPr>
@@ -1591,7 +1591,7 @@
     <w:unhideWhenUsed/>
     <w:qFormat/>
     <w:pPr>
-      <w:spacing w:after="100" w:before="100" w:line="360" w:lineRule="auto"/>
+      <w:spacing w:after="100" w:before="100" w:line="288" w:lineRule="auto"/>
       <w:ind w:firstLine="0" w:left="480" w:right="480"/>
       <w:jc w:val="both"/>
     </w:pPr>
@@ -1609,7 +1609,7 @@
     <w:unhideWhenUsed/>
     <w:qFormat/>
     <w:pPr>
-      <w:spacing w:line="360" w:lineRule="auto"/>
+      <w:spacing w:line="288" w:lineRule="auto"/>
       <w:jc w:val="both"/>
     </w:pPr>
     <w:rPr>
@@ -1635,7 +1635,7 @@
     <w:unhideWhenUsed/>
     <w:qFormat/>
     <w:pPr>
-      <w:spacing w:line="360" w:lineRule="auto"/>
+      <w:spacing w:line="288" w:lineRule="auto"/>
       <w:jc w:val="both"/>
     </w:pPr>
     <w:rPr>
@@ -1675,7 +1675,7 @@
     <w:pPr>
       <w:keepNext/>
       <w:keepLines/>
-      <w:spacing w:after="0" w:line="360" w:lineRule="auto"/>
+      <w:spacing w:after="0" w:line="288" w:lineRule="auto"/>
       <w:jc w:val="both"/>
     </w:pPr>
     <w:rPr>
@@ -1689,7 +1689,7 @@
     <w:name w:val="Definition"/>
     <w:basedOn w:val="Normal"/>
     <w:pPr>
-      <w:spacing w:line="360" w:lineRule="auto"/>
+      <w:spacing w:line="288" w:lineRule="auto"/>
       <w:jc w:val="both"/>
     </w:pPr>
     <w:rPr>
@@ -1703,7 +1703,7 @@
     <w:basedOn w:val="Normal"/>
     <w:link w:val="BodyTextChar"/>
     <w:pPr>
-      <w:spacing w:after="120" w:before="0" w:line="360" w:lineRule="auto"/>
+      <w:spacing w:after="120" w:before="0" w:line="288" w:lineRule="auto"/>
       <w:jc w:val="both"/>
     </w:pPr>
     <w:rPr>
@@ -1718,7 +1718,7 @@
     <w:basedOn w:val="Caption"/>
     <w:pPr>
       <w:keepNext/>
-      <w:spacing w:line="360" w:lineRule="auto"/>
+      <w:spacing w:line="288" w:lineRule="auto"/>
       <w:jc w:val="both"/>
     </w:pPr>
     <w:rPr>
@@ -1731,7 +1731,7 @@
     <w:name w:val="Image Caption"/>
     <w:basedOn w:val="Caption"/>
     <w:pPr>
-      <w:spacing w:line="360" w:lineRule="auto"/>
+      <w:spacing w:line="288" w:lineRule="auto"/>
       <w:jc w:val="both"/>
     </w:pPr>
     <w:rPr>
@@ -1744,7 +1744,7 @@
     <w:name w:val="Figure"/>
     <w:basedOn w:val="Normal"/>
     <w:pPr>
-      <w:spacing w:line="360" w:lineRule="auto"/>
+      <w:spacing w:line="288" w:lineRule="auto"/>
       <w:jc w:val="both"/>
     </w:pPr>
     <w:rPr>
@@ -1758,7 +1758,7 @@
     <w:basedOn w:val="Figure"/>
     <w:pPr>
       <w:keepNext/>
-      <w:spacing w:line="360" w:lineRule="auto"/>
+      <w:spacing w:line="288" w:lineRule="auto"/>
       <w:jc w:val="both"/>
     </w:pPr>
     <w:rPr>
@@ -1822,7 +1822,7 @@
     <w:unhideWhenUsed/>
     <w:qFormat/>
     <w:pPr>
-      <w:spacing w:before="240" w:line="360" w:lineRule="auto"/>
+      <w:spacing w:before="240" w:line="288" w:lineRule="auto"/>
       <w:jc w:val="both"/>
       <w:outlineLvl w:val="9"/>
     </w:pPr>
